--- a/1С_Предприятие/практика 8.docx
+++ b/1С_Предприятие/практика 8.docx
@@ -129,6 +129,15 @@
           <w:szCs w:val="28"/>
         </w:rPr>
         <w:t xml:space="preserve">и дополнительные теоретические материалы </w:t>
+      </w:r>
+      <w:r>
+        <w:rPr>
+          <w:rFonts w:ascii="Times New Roman" w:hAnsi="Times New Roman" w:cs="Times New Roman"/>
+          <w:i/>
+          <w:sz w:val="28"/>
+          <w:szCs w:val="28"/>
+        </w:rPr>
+        <w:t xml:space="preserve">по ссылке на сайте </w:t>
       </w:r>
       <w:r>
         <w:rPr>
@@ -669,7 +678,39 @@
           <w:sz w:val="28"/>
           <w:szCs w:val="28"/>
         </w:rPr>
-        <w:t xml:space="preserve"> насколько процентов изменилась цена на товар за период.</w:t>
+        <w:t xml:space="preserve"> насколько процентов изменилась цена на товар за период</w:t>
+      </w:r>
+      <w:r>
+        <w:rPr>
+          <w:rFonts w:ascii="Times New Roman" w:hAnsi="Times New Roman" w:cs="Times New Roman"/>
+          <w:sz w:val="28"/>
+          <w:szCs w:val="28"/>
+        </w:rPr>
+        <w:t xml:space="preserve"> (</w:t>
+      </w:r>
+      <w:r>
+        <w:rPr>
+          <w:rFonts w:ascii="Times New Roman" w:hAnsi="Times New Roman" w:cs="Times New Roman"/>
+          <w:sz w:val="28"/>
+          <w:szCs w:val="28"/>
+        </w:rPr>
+        <w:t>например, за месяц</w:t>
+      </w:r>
+      <w:r>
+        <w:rPr>
+          <w:rFonts w:ascii="Times New Roman" w:hAnsi="Times New Roman" w:cs="Times New Roman"/>
+          <w:sz w:val="28"/>
+          <w:szCs w:val="28"/>
+        </w:rPr>
+        <w:t>)</w:t>
+      </w:r>
+      <w:r>
+        <w:rPr>
+          <w:rFonts w:ascii="Times New Roman" w:hAnsi="Times New Roman" w:cs="Times New Roman"/>
+          <w:sz w:val="28"/>
+          <w:szCs w:val="28"/>
+        </w:rPr>
+        <w:t>.</w:t>
       </w:r>
     </w:p>
     <w:p>
@@ -1043,6 +1084,7 @@
           <w:sz w:val="28"/>
           <w:szCs w:val="28"/>
         </w:rPr>
+        <w:lastRenderedPageBreak/>
         <w:t>3) Создайте следующи</w:t>
       </w:r>
       <w:r>
@@ -1061,35 +1103,42 @@
         </w:rPr>
         <w:t xml:space="preserve"> запрос в СКД</w:t>
       </w:r>
-    </w:p>
-    <w:p>
-      <w:pPr>
-        <w:spacing w:after="0" w:line="240" w:lineRule="auto"/>
-        <w:jc w:val="both"/>
-        <w:rPr>
-          <w:rFonts w:ascii="Times New Roman" w:hAnsi="Times New Roman" w:cs="Times New Roman"/>
-          <w:sz w:val="14"/>
-          <w:szCs w:val="14"/>
-        </w:rPr>
-      </w:pPr>
-    </w:p>
-    <w:p>
-      <w:pPr>
-        <w:spacing w:after="0" w:line="240" w:lineRule="auto"/>
-        <w:jc w:val="both"/>
-        <w:rPr>
-          <w:rFonts w:ascii="Times New Roman" w:hAnsi="Times New Roman" w:cs="Times New Roman"/>
-          <w:sz w:val="14"/>
-          <w:szCs w:val="14"/>
-        </w:rPr>
-      </w:pPr>
-      <w:r>
-        <w:rPr>
-          <w:rFonts w:ascii="Times New Roman" w:hAnsi="Times New Roman" w:cs="Times New Roman"/>
-          <w:sz w:val="14"/>
-          <w:szCs w:val="14"/>
-        </w:rPr>
-        <w:lastRenderedPageBreak/>
+      <w:r>
+        <w:rPr>
+          <w:rFonts w:ascii="Times New Roman" w:hAnsi="Times New Roman" w:cs="Times New Roman"/>
+          <w:sz w:val="28"/>
+          <w:szCs w:val="28"/>
+        </w:rPr>
+        <w:t xml:space="preserve"> и добейтесь его отображения на экране</w:t>
+      </w:r>
+    </w:p>
+    <w:p>
+      <w:pPr>
+        <w:spacing w:after="0" w:line="240" w:lineRule="auto"/>
+        <w:jc w:val="both"/>
+        <w:rPr>
+          <w:rFonts w:ascii="Times New Roman" w:hAnsi="Times New Roman" w:cs="Times New Roman"/>
+          <w:sz w:val="14"/>
+          <w:szCs w:val="14"/>
+        </w:rPr>
+      </w:pPr>
+    </w:p>
+    <w:p>
+      <w:pPr>
+        <w:spacing w:after="0" w:line="240" w:lineRule="auto"/>
+        <w:jc w:val="both"/>
+        <w:rPr>
+          <w:rFonts w:ascii="Times New Roman" w:hAnsi="Times New Roman" w:cs="Times New Roman"/>
+          <w:sz w:val="14"/>
+          <w:szCs w:val="14"/>
+        </w:rPr>
+      </w:pPr>
+      <w:r>
+        <w:rPr>
+          <w:rFonts w:ascii="Times New Roman" w:hAnsi="Times New Roman" w:cs="Times New Roman"/>
+          <w:sz w:val="14"/>
+          <w:szCs w:val="14"/>
+        </w:rPr>
         <w:t>ВЫБРАТЬ</w:t>
       </w:r>
     </w:p>
@@ -1677,45 +1726,42 @@
           <w:sz w:val="28"/>
           <w:szCs w:val="28"/>
         </w:rPr>
-        <w:t>4) Добейтесь его отображения на экране</w:t>
-      </w:r>
-    </w:p>
-    <w:p>
-      <w:pPr>
-        <w:spacing w:after="0" w:line="240" w:lineRule="auto"/>
-        <w:jc w:val="both"/>
-        <w:rPr>
-          <w:rFonts w:ascii="Times New Roman" w:hAnsi="Times New Roman" w:cs="Times New Roman"/>
-          <w:sz w:val="28"/>
-          <w:szCs w:val="28"/>
-        </w:rPr>
-      </w:pPr>
-      <w:r>
-        <w:rPr>
-          <w:rFonts w:ascii="Times New Roman" w:hAnsi="Times New Roman" w:cs="Times New Roman"/>
-          <w:sz w:val="28"/>
-          <w:szCs w:val="28"/>
-        </w:rPr>
-        <w:t>5) Перекрасьте процент изменения (в зеленый, если цена выросла и в красный, если упала)</w:t>
-      </w:r>
-    </w:p>
-    <w:p>
-      <w:pPr>
-        <w:spacing w:after="0" w:line="240" w:lineRule="auto"/>
-        <w:jc w:val="both"/>
-        <w:rPr>
-          <w:rFonts w:ascii="Times New Roman" w:hAnsi="Times New Roman" w:cs="Times New Roman"/>
-          <w:sz w:val="28"/>
-          <w:szCs w:val="28"/>
-        </w:rPr>
-      </w:pPr>
-      <w:r>
-        <w:rPr>
-          <w:rFonts w:ascii="Times New Roman" w:hAnsi="Times New Roman" w:cs="Times New Roman"/>
-          <w:sz w:val="28"/>
-          <w:szCs w:val="28"/>
-        </w:rPr>
-        <w:t xml:space="preserve">6) </w:t>
+        <w:t>4</w:t>
+      </w:r>
+      <w:r>
+        <w:rPr>
+          <w:rFonts w:ascii="Times New Roman" w:hAnsi="Times New Roman" w:cs="Times New Roman"/>
+          <w:sz w:val="28"/>
+          <w:szCs w:val="28"/>
+        </w:rPr>
+        <w:t>) Перекрасьте процент изменения (в зеленый, если цена выросла и в красный, если упала)</w:t>
+      </w:r>
+    </w:p>
+    <w:p>
+      <w:pPr>
+        <w:spacing w:after="0" w:line="240" w:lineRule="auto"/>
+        <w:jc w:val="both"/>
+        <w:rPr>
+          <w:rFonts w:ascii="Times New Roman" w:hAnsi="Times New Roman" w:cs="Times New Roman"/>
+          <w:sz w:val="28"/>
+          <w:szCs w:val="28"/>
+        </w:rPr>
+      </w:pPr>
+      <w:r>
+        <w:rPr>
+          <w:rFonts w:ascii="Times New Roman" w:hAnsi="Times New Roman" w:cs="Times New Roman"/>
+          <w:sz w:val="28"/>
+          <w:szCs w:val="28"/>
+        </w:rPr>
+        <w:t>5</w:t>
+      </w:r>
+      <w:r>
+        <w:rPr>
+          <w:rFonts w:ascii="Times New Roman" w:hAnsi="Times New Roman" w:cs="Times New Roman"/>
+          <w:sz w:val="28"/>
+          <w:szCs w:val="28"/>
+        </w:rPr>
+        <w:t xml:space="preserve">) </w:t>
       </w:r>
       <w:r>
         <w:rPr>
@@ -1732,7 +1778,39 @@
           <w:sz w:val="28"/>
           <w:szCs w:val="28"/>
         </w:rPr>
-        <w:t xml:space="preserve"> самостоятельно изучите возможность добавить диаграмму к отчету </w:t>
+        <w:t xml:space="preserve"> самостоятельно изучите возможность добав</w:t>
+      </w:r>
+      <w:r>
+        <w:rPr>
+          <w:rFonts w:ascii="Times New Roman" w:hAnsi="Times New Roman" w:cs="Times New Roman"/>
+          <w:sz w:val="28"/>
+          <w:szCs w:val="28"/>
+        </w:rPr>
+        <w:t>ления</w:t>
+      </w:r>
+      <w:r>
+        <w:rPr>
+          <w:rFonts w:ascii="Times New Roman" w:hAnsi="Times New Roman" w:cs="Times New Roman"/>
+          <w:sz w:val="28"/>
+          <w:szCs w:val="28"/>
+        </w:rPr>
+        <w:t xml:space="preserve"> диаграмм</w:t>
+      </w:r>
+      <w:r>
+        <w:rPr>
+          <w:rFonts w:ascii="Times New Roman" w:hAnsi="Times New Roman" w:cs="Times New Roman"/>
+          <w:sz w:val="28"/>
+          <w:szCs w:val="28"/>
+        </w:rPr>
+        <w:t>ы</w:t>
+      </w:r>
+      <w:r>
+        <w:rPr>
+          <w:rFonts w:ascii="Times New Roman" w:hAnsi="Times New Roman" w:cs="Times New Roman"/>
+          <w:sz w:val="28"/>
+          <w:szCs w:val="28"/>
+        </w:rPr>
+        <w:t xml:space="preserve"> к отчету </w:t>
       </w:r>
     </w:p>
     <w:p>
